--- a/诊断效能_TitlePage_InsightsIntoImaging.docx
+++ b/诊断效能_TitlePage_InsightsIntoImaging.docx
@@ -92,7 +92,7 @@
         <w:t>ORCID:</w:t>
       </w:r>
       <w:r>
-        <w:t xml:space="preserve"> Jun Shu, https://orcid.org/0009-0001-3003-1452; Hongqiang Bian, ⟦AUTHORS: add ORCID or delete⟧; Jun Yang, ⟦AUTHORS: add ORCID — Springer requires one for the corresponding author⟧</w:t>
+        <w:t xml:space="preserve"> Jun Shu, https://orcid.org/0009-0001-3003-1452; Jun Yang, https://orcid.org/0009-0006-0669-4340</w:t>
       </w:r>
     </w:p>
     <w:p>
@@ -106,7 +106,7 @@
         <w:t>*Corresponding author:</w:t>
       </w:r>
       <w:r>
-        <w:t xml:space="preserve"> Jun Yang, Department of General Surgery, Wuhan Children’s Hospital (Wuhan Maternal and Child Healthcare Hospital), Wuhan 430016, Hubei, China. Email: yjun201602@163.com. Telephone: ⟦AUTHORS: add⟧</w:t>
+        <w:t xml:space="preserve"> Jun Yang, Department of General Surgery, Wuhan Children’s Hospital (Wuhan Maternal and Child Healthcare Hospital), Wuhan 430016, Hubei, China. Email: yjun201602@163.com. Telephone: +86 186 2713 9911. ORCID: https://orcid.org/0009-0006-0669-4340</w:t>
       </w:r>
     </w:p>
     <w:p/>
@@ -158,7 +158,7 @@
         <w:t>Acknowledgements:</w:t>
       </w:r>
       <w:r>
-        <w:t xml:space="preserve"> ⟦AUTHORS: add if any, otherwise delete⟧</w:t>
+        <w:t xml:space="preserve"> Not applicable.</w:t>
       </w:r>
     </w:p>
     <w:p>

--- a/诊断效能_TitlePage_InsightsIntoImaging.docx
+++ b/诊断效能_TitlePage_InsightsIntoImaging.docx
@@ -21,7 +21,7 @@
         <w:t>Title:</w:t>
       </w:r>
       <w:r>
-        <w:t xml:space="preserve"> Routine ultrasound reports for intestinal malrotation rarely document duodenal landmarks: a report-level audit of 740 preoperative examinations in 465 surgically confirmed children</w:t>
+        <w:t xml:space="preserve"> Routine ultrasound reports for intestinal malrotation rarely document duodenal landmarks: an audit of 740 preoperative index examinations in 410 surgically confirmed children</w:t>
       </w:r>
     </w:p>
     <w:p>

--- a/诊断效能_TitlePage_InsightsIntoImaging.docx
+++ b/诊断效能_TitlePage_InsightsIntoImaging.docx
@@ -118,11 +118,9 @@
         <w:rPr>
           <w:b/>
         </w:rPr>
-        <w:t>Word count:</w:t>
+        <w:t>Word count: 3,000 (main text, excluding abstract, key points, figure and table legends, references and declarations)</w:t>
       </w:r>
-      <w:r>
-        <w:t xml:space="preserve"> 2,997 (main text, excluding abstract, key points, figure and table legends, references and declarations)</w:t>
-      </w:r>
+      <w:r/>
     </w:p>
     <w:p>
       <w:pPr>

--- a/诊断效能_TitlePage_InsightsIntoImaging.docx
+++ b/诊断效能_TitlePage_InsightsIntoImaging.docx
@@ -61,11 +61,9 @@
         <w:rPr>
           <w:b/>
         </w:rPr>
-        <w:t>Authors:</w:t>
+        <w:t>Authors: Jun Shu¹, Guanghua Zhang¹, Fei Peng¹, Kai Zheng¹, Hongxi Guo¹, Haiyan Lei¹, Haibin Wang¹, Zhengliang Meng², Hongqiang Bian¹, Jun Yang¹*</w:t>
       </w:r>
-      <w:r>
-        <w:t xml:space="preserve"> Jun Shu, Hongqiang Bian, Jun Yang*</w:t>
-      </w:r>
+      <w:r/>
     </w:p>
     <w:p>
       <w:pPr>
@@ -75,11 +73,9 @@
         <w:rPr>
           <w:b/>
         </w:rPr>
-        <w:t>Affiliation (all authors):</w:t>
+        <w:t>Affiliations: ¹ Department of General Surgery, Wuhan Children’s Hospital (Wuhan Maternal and Child Healthcare Hospital), Tongji Medical College, Huazhong University of Science &amp; Technology, Wuhan 430016, Hubei Province, China  ² Department of Ultrasound Imaging, Wuhan Children’s Hospital (Wuhan Maternal and Child Healthcare Hospital), Tongji Medical College, Huazhong University of Science &amp; Technology, Wuhan 430016, Hubei Province, China</w:t>
       </w:r>
-      <w:r>
-        <w:t xml:space="preserve"> Department of General Surgery, Wuhan Children’s Hospital (Wuhan Maternal and Child Healthcare Hospital), Tongji Medical College, Huazhong University of Science and Technology, Wuhan 430016, Hubei, China</w:t>
-      </w:r>
+      <w:r/>
     </w:p>
     <w:p>
       <w:pPr>
@@ -89,11 +85,9 @@
         <w:rPr>
           <w:b/>
         </w:rPr>
-        <w:t>ORCID:</w:t>
+        <w:t>ORCID: Jun Shu, https://orcid.org/0009-0001-3003-1452; Jun Yang, https://orcid.org/0009-0006-0669-4340</w:t>
       </w:r>
-      <w:r>
-        <w:t xml:space="preserve"> Jun Shu, https://orcid.org/0009-0001-3003-1452; Jun Yang, https://orcid.org/0009-0006-0669-4340</w:t>
-      </w:r>
+      <w:r/>
     </w:p>
     <w:p>
       <w:pPr>
@@ -103,11 +97,9 @@
         <w:rPr>
           <w:b/>
         </w:rPr>
-        <w:t>*Corresponding author:</w:t>
+        <w:t>*Corresponding author: Jun Yang, Department of General Surgery, Wuhan Children’s Hospital (Wuhan Maternal and Child Healthcare Hospital), Tongji Medical College, Huazhong University of Science &amp; Technology, Wuhan 430016, Hubei Province, China. Email: yjun201602@163.com. Telephone: +86 186 2713 9911. ORCID: https://orcid.org/0009-0006-0669-4340</w:t>
       </w:r>
-      <w:r>
-        <w:t xml:space="preserve"> Jun Yang, Department of General Surgery, Wuhan Children’s Hospital (Wuhan Maternal and Child Healthcare Hospital), Wuhan 430016, Hubei, China. Email: yjun201602@163.com. Telephone: +86 186 2713 9911. ORCID: https://orcid.org/0009-0006-0669-4340</w:t>
-      </w:r>
+      <w:r/>
     </w:p>
     <w:p/>
     <w:p>
@@ -237,11 +229,9 @@
         <w:rPr>
           <w:b/>
         </w:rPr>
-        <w:t>Author contributions:</w:t>
+        <w:t>Author contributions: JS and JY conceived and designed the study. JS, GZ, FP, KZ, HG, HL and HW acquired the clinical and operative data. ZM contributed radiological expertise on ultrasound practice and reporting at the study institution. JS and HB analysed and interpreted the data. JS drafted the manuscript. HB and JY critically revised it for important intellectual content, and JY supervised the work. All authors read and approved the final version and agree to be accountable for all aspects of the work.</w:t>
       </w:r>
-      <w:r>
-        <w:t xml:space="preserve"> JS and JY conceived and designed the study. JS and HB acquired and analysed the data. JS drafted the manuscript. JY supervised the work and critically revised the manuscript. All authors read and approved the final version and agree to be accountable for all aspects of the work.</w:t>
-      </w:r>
+      <w:r/>
     </w:p>
     <w:p/>
     <w:p>

--- a/诊断效能_TitlePage_InsightsIntoImaging.docx
+++ b/诊断效能_TitlePage_InsightsIntoImaging.docx
@@ -229,7 +229,7 @@
         <w:rPr>
           <w:b/>
         </w:rPr>
-        <w:t>Author contributions: JS and JY conceived and designed the study. JS, GZ, FP, KZ, HG, HL and HW acquired the clinical and operative data. ZM contributed radiological expertise on ultrasound practice and reporting at the study institution. JS and HB analysed and interpreted the data. JS drafted the manuscript. HB and JY critically revised it for important intellectual content, and JY supervised the work. All authors read and approved the final version and agree to be accountable for all aspects of the work.</w:t>
+        <w:t>Author contributions: JS and JY conceived and designed the study. JS, GZ, FP, KZ, HG, HL and HW acquired the clinical and operative data. ZM contributed radiological expertise on ultrasound practice and reporting at the study institution. JY performed the blinded adjudication of the report labels. JS and HB analysed and interpreted the data. JS drafted the manuscript. HB and JY critically revised it for important intellectual content, and JY supervised the work. All authors read and approved the final version and agree to be accountable for all aspects of the work.</w:t>
       </w:r>
       <w:r/>
     </w:p>

--- a/诊断效能_TitlePage_InsightsIntoImaging.docx
+++ b/诊断效能_TitlePage_InsightsIntoImaging.docx
@@ -110,7 +110,7 @@
         <w:rPr>
           <w:b/>
         </w:rPr>
-        <w:t>Word count: 3,000 (main text, excluding abstract, key points, figure and table legends, references and declarations)</w:t>
+        <w:t>Word count: 2,999 (main text, excluding abstract, key points, figure and table legends, references and declarations)</w:t>
       </w:r>
       <w:r/>
     </w:p>

--- a/诊断效能_TitlePage_InsightsIntoImaging.docx
+++ b/诊断效能_TitlePage_InsightsIntoImaging.docx
@@ -110,7 +110,7 @@
         <w:rPr>
           <w:b/>
         </w:rPr>
-        <w:t>Word count: 2,999 (main text, excluding abstract, key points, figure and table legends, references and declarations)</w:t>
+        <w:t>Word count: 2,994 (main text, excluding abstract, key points, figure and table legends, references and declarations)</w:t>
       </w:r>
       <w:r/>
     </w:p>
